--- a/Research data.docx
+++ b/Research data.docx
@@ -66,6 +66,14 @@
         <w:jc w:val="both"/>
         <w:textAlignment w:val="auto"/>
         <w:rPr>
+          <w:rFonts w:hint="default" w:ascii="Times New Roman" w:hAnsi="Times New Roman" w:cs="Times New Roman"/>
+          <w:sz w:val="24"/>
+          <w:szCs w:val="24"/>
+          <w:lang w:val="en-US" w:eastAsia="zh-CN"/>
+        </w:rPr>
+      </w:pPr>
+      <w:r>
+        <w:rPr>
           <w:rFonts w:hint="default" w:ascii="Times New Roman" w:hAnsi="Times New Roman" w:eastAsia="宋体" w:cs="Times New Roman"/>
           <w:color w:val="000000"/>
           <w:kern w:val="0"/>
@@ -73,7 +81,19 @@
           <w:szCs w:val="24"/>
           <w:lang w:val="en-US" w:eastAsia="zh-CN" w:bidi="ar"/>
         </w:rPr>
-      </w:pPr>
+        <w:t>The data</w:t>
+      </w:r>
+      <w:r>
+        <w:rPr>
+          <w:rFonts w:hint="eastAsia" w:ascii="Times New Roman" w:hAnsi="Times New Roman" w:eastAsia="宋体" w:cs="Times New Roman"/>
+          <w:color w:val="000000"/>
+          <w:kern w:val="0"/>
+          <w:sz w:val="24"/>
+          <w:szCs w:val="24"/>
+          <w:lang w:val="en-US" w:eastAsia="zh-CN" w:bidi="ar"/>
+        </w:rPr>
+        <w:t xml:space="preserve"> of</w:t>
+      </w:r>
       <w:r>
         <w:rPr>
           <w:rFonts w:hint="default" w:ascii="Times New Roman" w:hAnsi="Times New Roman" w:eastAsia="宋体" w:cs="Times New Roman"/>
@@ -83,7 +103,7 @@
           <w:szCs w:val="24"/>
           <w:lang w:val="en-US" w:eastAsia="zh-CN" w:bidi="ar"/>
         </w:rPr>
-        <w:t>The data</w:t>
+        <w:t xml:space="preserve"> that support the findings of</w:t>
       </w:r>
       <w:r>
         <w:rPr>
@@ -94,7 +114,7 @@
           <w:szCs w:val="24"/>
           <w:lang w:val="en-US" w:eastAsia="zh-CN" w:bidi="ar"/>
         </w:rPr>
-        <w:t xml:space="preserve"> of</w:t>
+        <w:t xml:space="preserve"> </w:t>
       </w:r>
       <w:r>
         <w:rPr>
@@ -105,7 +125,7 @@
           <w:szCs w:val="24"/>
           <w:lang w:val="en-US" w:eastAsia="zh-CN" w:bidi="ar"/>
         </w:rPr>
-        <w:t xml:space="preserve"> that support the findings of</w:t>
+        <w:t xml:space="preserve">“Photovoltaic-moss symbiosis system: </w:t>
       </w:r>
       <w:r>
         <w:rPr>
@@ -116,7 +136,7 @@
           <w:szCs w:val="24"/>
           <w:lang w:val="en-US" w:eastAsia="zh-CN" w:bidi="ar"/>
         </w:rPr>
-        <w:t xml:space="preserve"> </w:t>
+        <w:t>a</w:t>
       </w:r>
       <w:r>
         <w:rPr>
@@ -127,7 +147,20 @@
           <w:szCs w:val="24"/>
           <w:lang w:val="en-US" w:eastAsia="zh-CN" w:bidi="ar"/>
         </w:rPr>
-        <w:t>“</w:t>
+        <w:t xml:space="preserve"> novel synergistic paradigm for managing soil a</w:t>
+      </w:r>
+      <w:bookmarkStart w:id="0" w:name="_GoBack"/>
+      <w:bookmarkEnd w:id="0"/>
+      <w:r>
+        <w:rPr>
+          <w:rFonts w:hint="default" w:ascii="Times New Roman" w:hAnsi="Times New Roman" w:eastAsia="宋体" w:cs="Times New Roman"/>
+          <w:color w:val="000000"/>
+          <w:kern w:val="0"/>
+          <w:sz w:val="24"/>
+          <w:szCs w:val="24"/>
+          <w:lang w:val="en-US" w:eastAsia="zh-CN" w:bidi="ar"/>
+        </w:rPr>
+        <w:t xml:space="preserve">nd water loss in </w:t>
       </w:r>
       <w:r>
         <w:rPr>
@@ -138,7 +171,7 @@
           <w:szCs w:val="24"/>
           <w:lang w:val="en-US" w:eastAsia="zh-CN" w:bidi="ar"/>
         </w:rPr>
-        <w:t>Staging effects of biological soil crust-driven coupled soil-water-vegetation mechanisms in vegetation limited areas</w:t>
+        <w:t xml:space="preserve">karst </w:t>
       </w:r>
       <w:r>
         <w:rPr>
@@ -149,7 +182,7 @@
           <w:szCs w:val="24"/>
           <w:lang w:val="en-US" w:eastAsia="zh-CN" w:bidi="ar"/>
         </w:rPr>
-        <w:t>” are available from the</w:t>
+        <w:t>rocky desertification areas” are available from the</w:t>
       </w:r>
       <w:r>
         <w:rPr>
@@ -198,50 +231,81 @@
     </w:p>
     <w:p>
       <w:pPr>
+        <w:keepNext w:val="0"/>
+        <w:keepLines w:val="0"/>
+        <w:pageBreakBefore w:val="0"/>
+        <w:widowControl/>
+        <w:suppressLineNumbers w:val="0"/>
+        <w:kinsoku/>
+        <w:wordWrap/>
+        <w:overflowPunct/>
+        <w:topLinePunct w:val="0"/>
+        <w:autoSpaceDE/>
+        <w:autoSpaceDN/>
         <w:bidi w:val="0"/>
+        <w:adjustRightInd/>
+        <w:snapToGrid/>
+        <w:spacing w:line="480" w:lineRule="auto"/>
+        <w:jc w:val="both"/>
+        <w:textAlignment w:val="auto"/>
         <w:rPr>
           <w:rFonts w:hint="default" w:ascii="Times New Roman" w:hAnsi="Times New Roman" w:cs="Times New Roman"/>
-          <w:sz w:val="24"/>
-          <w:szCs w:val="32"/>
+          <w:kern w:val="0"/>
+          <w:sz w:val="24"/>
+          <w:szCs w:val="24"/>
           <w:lang w:val="en-US" w:eastAsia="zh-CN"/>
         </w:rPr>
       </w:pPr>
-    </w:p>
-    <w:p>
-      <w:pPr>
-        <w:adjustRightInd w:val="0"/>
-        <w:snapToGrid w:val="0"/>
-        <w:ind w:firstLine="0" w:firstLineChars="0"/>
+      <w:r>
         <w:rPr>
           <w:rFonts w:hint="default" w:ascii="Times New Roman" w:hAnsi="Times New Roman" w:cs="Times New Roman"/>
           <w:kern w:val="0"/>
-          <w:szCs w:val="18"/>
-          <w:lang w:val="en-US" w:eastAsia="zh-CN"/>
-        </w:rPr>
-      </w:pPr>
+          <w:sz w:val="24"/>
+          <w:szCs w:val="24"/>
+        </w:rPr>
+        <w:t xml:space="preserve">*Corresponding </w:t>
+      </w:r>
+      <w:r>
+        <w:rPr>
+          <w:rFonts w:hint="default" w:ascii="Times New Roman" w:hAnsi="Times New Roman" w:eastAsia="宋体" w:cs="Times New Roman"/>
+          <w:color w:val="000000"/>
+          <w:kern w:val="0"/>
+          <w:sz w:val="24"/>
+          <w:szCs w:val="24"/>
+          <w:lang w:val="en-US" w:eastAsia="zh-CN" w:bidi="ar"/>
+        </w:rPr>
+        <w:t>author</w:t>
+      </w:r>
       <w:r>
         <w:rPr>
           <w:rFonts w:hint="default" w:ascii="Times New Roman" w:hAnsi="Times New Roman" w:cs="Times New Roman"/>
           <w:kern w:val="0"/>
-          <w:szCs w:val="18"/>
-        </w:rPr>
-        <w:t xml:space="preserve">*Corresponding author. Liu Dongdong, Email: </w:t>
+          <w:sz w:val="24"/>
+          <w:szCs w:val="24"/>
+        </w:rPr>
+        <w:t xml:space="preserve">. Liu Dongdong, Email: </w:t>
       </w:r>
       <w:r>
         <w:rPr>
           <w:rFonts w:hint="default" w:ascii="Times New Roman" w:hAnsi="Times New Roman" w:cs="Times New Roman"/>
+          <w:sz w:val="24"/>
+          <w:szCs w:val="24"/>
         </w:rPr>
         <w:fldChar w:fldCharType="begin"/>
       </w:r>
       <w:r>
         <w:rPr>
           <w:rFonts w:hint="default" w:ascii="Times New Roman" w:hAnsi="Times New Roman" w:cs="Times New Roman"/>
+          <w:sz w:val="24"/>
+          <w:szCs w:val="24"/>
         </w:rPr>
         <w:instrText xml:space="preserve"> HYPERLINK "mailto:ddliu@gzu.edu.cn" </w:instrText>
       </w:r>
       <w:r>
         <w:rPr>
           <w:rFonts w:hint="default" w:ascii="Times New Roman" w:hAnsi="Times New Roman" w:cs="Times New Roman"/>
+          <w:sz w:val="24"/>
+          <w:szCs w:val="24"/>
         </w:rPr>
         <w:fldChar w:fldCharType="separate"/>
       </w:r>
@@ -250,7 +314,8 @@
           <w:rStyle w:val="5"/>
           <w:rFonts w:hint="default" w:ascii="Times New Roman" w:hAnsi="Times New Roman" w:cs="Times New Roman"/>
           <w:kern w:val="0"/>
-          <w:szCs w:val="18"/>
+          <w:sz w:val="24"/>
+          <w:szCs w:val="24"/>
         </w:rPr>
         <w:t>ddliu@gzu.edu.cn</w:t>
       </w:r>
@@ -259,12 +324,11 @@
           <w:rStyle w:val="5"/>
           <w:rFonts w:hint="default" w:ascii="Times New Roman" w:hAnsi="Times New Roman" w:cs="Times New Roman"/>
           <w:kern w:val="0"/>
-          <w:szCs w:val="18"/>
+          <w:sz w:val="24"/>
+          <w:szCs w:val="24"/>
         </w:rPr>
         <w:fldChar w:fldCharType="end"/>
       </w:r>
-      <w:bookmarkStart w:id="0" w:name="_GoBack"/>
-      <w:bookmarkEnd w:id="0"/>
     </w:p>
     <w:sectPr>
       <w:pgSz w:w="11906" w:h="16838"/>
